--- a/3 Проектирование информационных систем (Миронов Александр Юрьевич)/Курсовая/titulnik.docx
+++ b/3 Проектирование информационных систем (Миронов Александр Юрьевич)/Курсовая/titulnik.docx
@@ -1,6 +1,6 @@
 
 <file path=word/document.xml><?xml version="1.0" encoding="utf-8"?>
-<w:document xmlns:wpc="http://schemas.microsoft.com/office/word/2010/wordprocessingCanvas" xmlns:cx="http://schemas.microsoft.com/office/drawing/2014/chartex" xmlns:cx1="http://schemas.microsoft.com/office/drawing/2015/9/8/chartex" xmlns:cx2="http://schemas.microsoft.com/office/drawing/2015/10/21/chartex" xmlns:cx3="http://schemas.microsoft.com/office/drawing/2016/5/9/chartex" xmlns:cx4="http://schemas.microsoft.com/office/drawing/2016/5/10/chartex" xmlns:cx5="http://schemas.microsoft.com/office/drawing/2016/5/11/chartex" xmlns:cx6="http://schemas.microsoft.com/office/drawing/2016/5/12/chartex" xmlns:cx7="http://schemas.microsoft.com/office/drawing/2016/5/13/chartex" xmlns:cx8="http://schemas.microsoft.com/office/drawing/2016/5/14/chartex" xmlns:mc="http://schemas.openxmlformats.org/markup-compatibility/2006" xmlns:aink="http://schemas.microsoft.com/office/drawing/2016/ink" xmlns:am3d="http://schemas.microsoft.com/office/drawing/2017/model3d" xmlns:o="urn:schemas-microsoft-com:office:office" xmlns:oel="http://schemas.microsoft.com/office/2019/extlst" xmlns:r="http://schemas.openxmlformats.org/officeDocument/2006/relationships" xmlns:m="http://schemas.openxmlformats.org/officeDocument/2006/math" xmlns:v="urn:schemas-microsoft-com:vml" xmlns:wp14="http://schemas.microsoft.com/office/word/2010/wordprocessingDrawing" xmlns:wp="http://schemas.openxmlformats.org/drawingml/2006/wordprocessingDrawing" xmlns:w10="urn:schemas-microsoft-com:office:word" xmlns:w="http://schemas.openxmlformats.org/wordprocessingml/2006/main" xmlns:w14="http://schemas.microsoft.com/office/word/2010/wordml" xmlns:w15="http://schemas.microsoft.com/office/word/2012/wordml" xmlns:w16cex="http://schemas.microsoft.com/office/word/2018/wordml/cex" xmlns:w16cid="http://schemas.microsoft.com/office/word/2016/wordml/cid" xmlns:w16="http://schemas.microsoft.com/office/word/2018/wordml" xmlns:w16du="http://schemas.microsoft.com/office/word/2023/wordml/word16du" xmlns:w16sdtdh="http://schemas.microsoft.com/office/word/2020/wordml/sdtdatahash" xmlns:w16sdtfl="http://schemas.microsoft.com/office/word/2024/wordml/sdtformatlock" xmlns:w16se="http://schemas.microsoft.com/office/word/2015/wordml/symex" xmlns:wpg="http://schemas.microsoft.com/office/word/2010/wordprocessingGroup" xmlns:wpi="http://schemas.microsoft.com/office/word/2010/wordprocessingInk" xmlns:wne="http://schemas.microsoft.com/office/word/2006/wordml" xmlns:wps="http://schemas.microsoft.com/office/word/2010/wordprocessingShape" mc:Ignorable="w14 w15 w16se w16cid w16 w16cex w16sdtdh w16sdtfl w16du wp14">
+<w:document xmlns:wpc="http://schemas.microsoft.com/office/word/2010/wordprocessingCanvas" xmlns:cx="http://schemas.microsoft.com/office/drawing/2014/chartex" xmlns:cx1="http://schemas.microsoft.com/office/drawing/2015/9/8/chartex" xmlns:cx2="http://schemas.microsoft.com/office/drawing/2015/10/21/chartex" xmlns:cx3="http://schemas.microsoft.com/office/drawing/2016/5/9/chartex" xmlns:cx4="http://schemas.microsoft.com/office/drawing/2016/5/10/chartex" xmlns:cx5="http://schemas.microsoft.com/office/drawing/2016/5/11/chartex" xmlns:cx6="http://schemas.microsoft.com/office/drawing/2016/5/12/chartex" xmlns:cx7="http://schemas.microsoft.com/office/drawing/2016/5/13/chartex" xmlns:cx8="http://schemas.microsoft.com/office/drawing/2016/5/14/chartex" xmlns:mc="http://schemas.openxmlformats.org/markup-compatibility/2006" xmlns:aink="http://schemas.microsoft.com/office/drawing/2016/ink" xmlns:am3d="http://schemas.microsoft.com/office/drawing/2017/model3d" xmlns:o="urn:schemas-microsoft-com:office:office" xmlns:oel="http://schemas.microsoft.com/office/2019/extlst" xmlns:r="http://schemas.openxmlformats.org/officeDocument/2006/relationships" xmlns:m="http://schemas.openxmlformats.org/officeDocument/2006/math" xmlns:v="urn:schemas-microsoft-com:vml" xmlns:wp14="http://schemas.microsoft.com/office/word/2010/wordprocessingDrawing" xmlns:wp="http://schemas.openxmlformats.org/drawingml/2006/wordprocessingDrawing" xmlns:w10="urn:schemas-microsoft-com:office:word" xmlns:w="http://schemas.openxmlformats.org/wordprocessingml/2006/main" xmlns:w14="http://schemas.microsoft.com/office/word/2010/wordml" xmlns:w15="http://schemas.microsoft.com/office/word/2012/wordml" xmlns:w16cex="http://schemas.microsoft.com/office/word/2018/wordml/cex" xmlns:w16cid="http://schemas.microsoft.com/office/word/2016/wordml/cid" xmlns:w16="http://schemas.microsoft.com/office/word/2018/wordml" xmlns:w16sdtdh="http://schemas.microsoft.com/office/word/2020/wordml/sdtdatahash" xmlns:w16se="http://schemas.microsoft.com/office/word/2015/wordml/symex" xmlns:wpg="http://schemas.microsoft.com/office/word/2010/wordprocessingGroup" xmlns:wpi="http://schemas.microsoft.com/office/word/2010/wordprocessingInk" xmlns:wne="http://schemas.microsoft.com/office/word/2006/wordml" xmlns:wps="http://schemas.microsoft.com/office/word/2010/wordprocessingShape" mc:Ignorable="w14 w15 w16se w16cid w16 w16cex w16sdtdh wp14">
   <w:body>
     <w:p>
       <w:pPr>
@@ -270,7 +270,7 @@
                 <w:szCs w:val="24"/>
                 <w:u w:val="none"/>
               </w:rPr>
-              <w:t>Методология и современные средства создания баз данных</w:t>
+              <w:t>Проектирование информационных систем</w:t>
             </w:r>
           </w:p>
         </w:tc>
@@ -316,11 +316,64 @@
             </w:pPr>
             <w:r>
               <w:rPr>
-                <w:sz w:val="28"/>
-                <w:szCs w:val="28"/>
+                <w:sz w:val="24"/>
+                <w:szCs w:val="24"/>
                 <w:u w:val="none"/>
               </w:rPr>
-              <w:t>«Разработка базы данных для туристического агентства»</w:t>
+              <w:t>«</w:t>
+            </w:r>
+            <w:r>
+              <w:rPr>
+                <w:sz w:val="24"/>
+                <w:szCs w:val="24"/>
+                <w:u w:val="none"/>
+                <w:lang w:val="ru-RU"/>
+              </w:rPr>
+              <w:t>Проектирование информационной системы «Автосервис»</w:t>
+            </w:r>
+            <w:r>
+              <w:rPr>
+                <w:sz w:val="24"/>
+                <w:szCs w:val="24"/>
+                <w:u w:val="none"/>
+                <w:lang w:val="ru-RU"/>
+              </w:rPr>
+              <w:t xml:space="preserve"> с использованием </w:t>
+            </w:r>
+            <w:r>
+              <w:rPr>
+                <w:sz w:val="24"/>
+                <w:szCs w:val="24"/>
+                <w:u w:val="none"/>
+                <w:lang w:val="en-US"/>
+              </w:rPr>
+              <w:t>CASE</w:t>
+            </w:r>
+            <w:r>
+              <w:rPr>
+                <w:sz w:val="24"/>
+                <w:szCs w:val="24"/>
+                <w:u w:val="none"/>
+                <w:lang w:val="ru-RU"/>
+              </w:rPr>
+              <w:t>-</w:t>
+            </w:r>
+            <w:r>
+              <w:rPr>
+                <w:sz w:val="24"/>
+                <w:szCs w:val="24"/>
+                <w:u w:val="none"/>
+                <w:lang w:val="ru-RU"/>
+              </w:rPr>
+              <w:t>технологий</w:t>
+            </w:r>
+            <w:r>
+              <w:rPr>
+                <w:sz w:val="24"/>
+                <w:szCs w:val="24"/>
+                <w:u w:val="none"/>
+              </w:rPr>
+              <w:t>»</w:t>
             </w:r>
           </w:p>
         </w:tc>
@@ -722,7 +775,46 @@
               <w:rPr>
                 <w:color w:val="000000"/>
               </w:rPr>
-              <w:t>_____________                       Коновалова А.С.</w:t>
+              <w:t xml:space="preserve">_____________                       </w:t>
+            </w:r>
+            <w:r>
+              <w:rPr>
+                <w:color w:val="000000"/>
+                <w:lang w:val="ru-RU"/>
+              </w:rPr>
+              <w:t>Соколов</w:t>
+            </w:r>
+            <w:r>
+              <w:rPr>
+                <w:color w:val="000000"/>
+              </w:rPr>
+              <w:t xml:space="preserve"> </w:t>
+            </w:r>
+            <w:r>
+              <w:rPr>
+                <w:color w:val="000000"/>
+                <w:lang w:val="ru-RU"/>
+              </w:rPr>
+              <w:t>Д</w:t>
+            </w:r>
+            <w:r>
+              <w:rPr>
+                <w:color w:val="000000"/>
+              </w:rPr>
+              <w:t>.</w:t>
+            </w:r>
+            <w:r>
+              <w:rPr>
+                <w:color w:val="000000"/>
+                <w:lang w:val="ru-RU"/>
+              </w:rPr>
+              <w:t>А</w:t>
+            </w:r>
+            <w:r>
+              <w:rPr>
+                <w:color w:val="000000"/>
+              </w:rPr>
+              <w:t>.</w:t>
             </w:r>
           </w:p>
         </w:tc>
@@ -795,51 +887,7 @@
                 <w:sz w:val="16"/>
                 <w:szCs w:val="16"/>
               </w:rPr>
-              <w:t>(</w:t>
-            </w:r>
-            <w:proofErr w:type="gramStart"/>
-            <w:r>
-              <w:rPr>
-                <w:i/>
-                <w:iCs/>
-                <w:color w:val="000000"/>
-                <w:sz w:val="16"/>
-                <w:szCs w:val="16"/>
-              </w:rPr>
-              <w:t xml:space="preserve">подпись)   </w:t>
-            </w:r>
-            <w:proofErr w:type="gramEnd"/>
-            <w:r>
-              <w:rPr>
-                <w:i/>
-                <w:iCs/>
-                <w:color w:val="000000"/>
-                <w:sz w:val="16"/>
-                <w:szCs w:val="16"/>
-              </w:rPr>
-              <w:t xml:space="preserve">                                 </w:t>
-            </w:r>
-            <w:proofErr w:type="gramStart"/>
-            <w:r>
-              <w:rPr>
-                <w:i/>
-                <w:iCs/>
-                <w:color w:val="000000"/>
-                <w:sz w:val="16"/>
-                <w:szCs w:val="16"/>
-              </w:rPr>
-              <w:t xml:space="preserve">   (</w:t>
-            </w:r>
-            <w:proofErr w:type="gramEnd"/>
-            <w:r>
-              <w:rPr>
-                <w:i/>
-                <w:iCs/>
-                <w:color w:val="000000"/>
-                <w:sz w:val="16"/>
-                <w:szCs w:val="16"/>
-              </w:rPr>
-              <w:t>фамилия, инициалы)</w:t>
+              <w:t>(подпись)                                       (фамилия, инициалы)</w:t>
             </w:r>
           </w:p>
         </w:tc>
@@ -1006,11 +1054,13 @@
               </w:pBdr>
               <w:rPr>
                 <w:color w:val="000000"/>
+                <w:highlight w:val="yellow"/>
               </w:rPr>
             </w:pPr>
             <w:r>
               <w:rPr>
                 <w:color w:val="000000"/>
+                <w:highlight w:val="yellow"/>
               </w:rPr>
               <w:t xml:space="preserve">                        старший преподаватель</w:t>
             </w:r>
@@ -1075,6 +1125,7 @@
                 <w:color w:val="000000"/>
                 <w:sz w:val="16"/>
                 <w:szCs w:val="16"/>
+                <w:highlight w:val="yellow"/>
               </w:rPr>
             </w:pPr>
             <w:r>
@@ -1084,6 +1135,7 @@
                 <w:color w:val="000000"/>
                 <w:sz w:val="16"/>
                 <w:szCs w:val="16"/>
+                <w:highlight w:val="yellow"/>
               </w:rPr>
               <w:t>(ученая степень, ученое звание)</w:t>
             </w:r>
@@ -1281,13 +1333,23 @@
                 <w:right w:val="nil"/>
                 <w:between w:val="nil"/>
               </w:pBdr>
-              <w:jc w:val="center"/>
               <w:rPr>
                 <w:color w:val="000000"/>
                 <w:sz w:val="16"/>
                 <w:szCs w:val="16"/>
               </w:rPr>
             </w:pPr>
+            <w:r>
+              <w:rPr>
+                <w:i/>
+                <w:iCs/>
+                <w:color w:val="000000"/>
+                <w:sz w:val="16"/>
+                <w:szCs w:val="16"/>
+                <w:lang w:val="ru-RU"/>
+              </w:rPr>
+              <w:t xml:space="preserve">                                  </w:t>
+            </w:r>
             <w:r>
               <w:rPr>
                 <w:i/>
@@ -1361,19 +1423,31 @@
               </w:rPr>
               <w:t xml:space="preserve">_____________                        </w:t>
             </w:r>
-            <w:proofErr w:type="spellStart"/>
             <w:r>
               <w:rPr>
                 <w:color w:val="000000"/>
-              </w:rPr>
-              <w:t>Фесик</w:t>
+                <w:lang w:val="ru-RU"/>
+              </w:rPr>
+              <w:t>Миронов</w:t>
             </w:r>
-            <w:proofErr w:type="spellEnd"/>
             <w:r>
               <w:rPr>
                 <w:color w:val="000000"/>
               </w:rPr>
-              <w:t xml:space="preserve"> П.Ю.</w:t>
+              <w:t xml:space="preserve"> </w:t>
+            </w:r>
+            <w:r>
+              <w:rPr>
+                <w:color w:val="000000"/>
+                <w:lang w:val="ru-RU"/>
+              </w:rPr>
+              <w:t>А</w:t>
+            </w:r>
+            <w:r>
+              <w:rPr>
+                <w:color w:val="000000"/>
+              </w:rPr>
+              <w:t>.Ю.</w:t>
             </w:r>
           </w:p>
         </w:tc>
@@ -1446,51 +1520,7 @@
                 <w:sz w:val="16"/>
                 <w:szCs w:val="16"/>
               </w:rPr>
-              <w:t>(</w:t>
-            </w:r>
-            <w:proofErr w:type="gramStart"/>
-            <w:r>
-              <w:rPr>
-                <w:i/>
-                <w:iCs/>
-                <w:color w:val="000000"/>
-                <w:sz w:val="16"/>
-                <w:szCs w:val="16"/>
-              </w:rPr>
-              <w:t xml:space="preserve">подпись)   </w:t>
-            </w:r>
-            <w:proofErr w:type="gramEnd"/>
-            <w:r>
-              <w:rPr>
-                <w:i/>
-                <w:iCs/>
-                <w:color w:val="000000"/>
-                <w:sz w:val="16"/>
-                <w:szCs w:val="16"/>
-              </w:rPr>
-              <w:t xml:space="preserve">                                 </w:t>
-            </w:r>
-            <w:proofErr w:type="gramStart"/>
-            <w:r>
-              <w:rPr>
-                <w:i/>
-                <w:iCs/>
-                <w:color w:val="000000"/>
-                <w:sz w:val="16"/>
-                <w:szCs w:val="16"/>
-              </w:rPr>
-              <w:t xml:space="preserve">   (</w:t>
-            </w:r>
-            <w:proofErr w:type="gramEnd"/>
-            <w:r>
-              <w:rPr>
-                <w:i/>
-                <w:iCs/>
-                <w:color w:val="000000"/>
-                <w:sz w:val="16"/>
-                <w:szCs w:val="16"/>
-              </w:rPr>
-              <w:t>фамилия, инициалы)</w:t>
+              <w:t>(подпись)                                       (фамилия, инициалы)</w:t>
             </w:r>
           </w:p>
         </w:tc>
@@ -1657,7 +1687,20 @@
         <w:rPr>
           <w:color w:val="000000"/>
         </w:rPr>
-        <w:t>Нижний Новгород, 2025 г.</w:t>
+        <w:t>Нижний Новгород, 202</w:t>
+      </w:r>
+      <w:r>
+        <w:rPr>
+          <w:color w:val="000000"/>
+          <w:lang w:val="ru-RU"/>
+        </w:rPr>
+        <w:t>6</w:t>
+      </w:r>
+      <w:r>
+        <w:rPr>
+          <w:color w:val="000000"/>
+        </w:rPr>
+        <w:t xml:space="preserve"> г.</w:t>
       </w:r>
     </w:p>
     <w:sectPr>
@@ -1674,7 +1717,7 @@
 </file>
 
 <file path=word/endnotes.xml><?xml version="1.0" encoding="utf-8"?>
-<w:endnotes xmlns:wpc="http://schemas.microsoft.com/office/word/2010/wordprocessingCanvas" xmlns:cx="http://schemas.microsoft.com/office/drawing/2014/chartex" xmlns:cx1="http://schemas.microsoft.com/office/drawing/2015/9/8/chartex" xmlns:cx2="http://schemas.microsoft.com/office/drawing/2015/10/21/chartex" xmlns:cx3="http://schemas.microsoft.com/office/drawing/2016/5/9/chartex" xmlns:cx4="http://schemas.microsoft.com/office/drawing/2016/5/10/chartex" xmlns:cx5="http://schemas.microsoft.com/office/drawing/2016/5/11/chartex" xmlns:cx6="http://schemas.microsoft.com/office/drawing/2016/5/12/chartex" xmlns:cx7="http://schemas.microsoft.com/office/drawing/2016/5/13/chartex" xmlns:cx8="http://schemas.microsoft.com/office/drawing/2016/5/14/chartex" xmlns:mc="http://schemas.openxmlformats.org/markup-compatibility/2006" xmlns:aink="http://schemas.microsoft.com/office/drawing/2016/ink" xmlns:am3d="http://schemas.microsoft.com/office/drawing/2017/model3d" xmlns:o="urn:schemas-microsoft-com:office:office" xmlns:oel="http://schemas.microsoft.com/office/2019/extlst" xmlns:r="http://schemas.openxmlformats.org/officeDocument/2006/relationships" xmlns:m="http://schemas.openxmlformats.org/officeDocument/2006/math" xmlns:v="urn:schemas-microsoft-com:vml" xmlns:wp14="http://schemas.microsoft.com/office/word/2010/wordprocessingDrawing" xmlns:wp="http://schemas.openxmlformats.org/drawingml/2006/wordprocessingDrawing" xmlns:w10="urn:schemas-microsoft-com:office:word" xmlns:w="http://schemas.openxmlformats.org/wordprocessingml/2006/main" xmlns:w14="http://schemas.microsoft.com/office/word/2010/wordml" xmlns:w15="http://schemas.microsoft.com/office/word/2012/wordml" xmlns:w16cex="http://schemas.microsoft.com/office/word/2018/wordml/cex" xmlns:w16cid="http://schemas.microsoft.com/office/word/2016/wordml/cid" xmlns:w16="http://schemas.microsoft.com/office/word/2018/wordml" xmlns:w16du="http://schemas.microsoft.com/office/word/2023/wordml/word16du" xmlns:w16sdtdh="http://schemas.microsoft.com/office/word/2020/wordml/sdtdatahash" xmlns:w16sdtfl="http://schemas.microsoft.com/office/word/2024/wordml/sdtformatlock" xmlns:w16se="http://schemas.microsoft.com/office/word/2015/wordml/symex" xmlns:wpg="http://schemas.microsoft.com/office/word/2010/wordprocessingGroup" xmlns:wpi="http://schemas.microsoft.com/office/word/2010/wordprocessingInk" xmlns:wne="http://schemas.microsoft.com/office/word/2006/wordml" xmlns:wps="http://schemas.microsoft.com/office/word/2010/wordprocessingShape" mc:Ignorable="w14 w15 w16se w16cid w16 w16cex w16sdtdh w16sdtfl w16du wp14">
+<w:endnotes xmlns:wpc="http://schemas.microsoft.com/office/word/2010/wordprocessingCanvas" xmlns:cx="http://schemas.microsoft.com/office/drawing/2014/chartex" xmlns:cx1="http://schemas.microsoft.com/office/drawing/2015/9/8/chartex" xmlns:cx2="http://schemas.microsoft.com/office/drawing/2015/10/21/chartex" xmlns:cx3="http://schemas.microsoft.com/office/drawing/2016/5/9/chartex" xmlns:cx4="http://schemas.microsoft.com/office/drawing/2016/5/10/chartex" xmlns:cx5="http://schemas.microsoft.com/office/drawing/2016/5/11/chartex" xmlns:cx6="http://schemas.microsoft.com/office/drawing/2016/5/12/chartex" xmlns:cx7="http://schemas.microsoft.com/office/drawing/2016/5/13/chartex" xmlns:cx8="http://schemas.microsoft.com/office/drawing/2016/5/14/chartex" xmlns:mc="http://schemas.openxmlformats.org/markup-compatibility/2006" xmlns:aink="http://schemas.microsoft.com/office/drawing/2016/ink" xmlns:am3d="http://schemas.microsoft.com/office/drawing/2017/model3d" xmlns:o="urn:schemas-microsoft-com:office:office" xmlns:oel="http://schemas.microsoft.com/office/2019/extlst" xmlns:r="http://schemas.openxmlformats.org/officeDocument/2006/relationships" xmlns:m="http://schemas.openxmlformats.org/officeDocument/2006/math" xmlns:v="urn:schemas-microsoft-com:vml" xmlns:wp14="http://schemas.microsoft.com/office/word/2010/wordprocessingDrawing" xmlns:wp="http://schemas.openxmlformats.org/drawingml/2006/wordprocessingDrawing" xmlns:w10="urn:schemas-microsoft-com:office:word" xmlns:w="http://schemas.openxmlformats.org/wordprocessingml/2006/main" xmlns:w14="http://schemas.microsoft.com/office/word/2010/wordml" xmlns:w15="http://schemas.microsoft.com/office/word/2012/wordml" xmlns:w16cex="http://schemas.microsoft.com/office/word/2018/wordml/cex" xmlns:w16cid="http://schemas.microsoft.com/office/word/2016/wordml/cid" xmlns:w16="http://schemas.microsoft.com/office/word/2018/wordml" xmlns:w16sdtdh="http://schemas.microsoft.com/office/word/2020/wordml/sdtdatahash" xmlns:w16se="http://schemas.microsoft.com/office/word/2015/wordml/symex" xmlns:wpg="http://schemas.microsoft.com/office/word/2010/wordprocessingGroup" xmlns:wpi="http://schemas.microsoft.com/office/word/2010/wordprocessingInk" xmlns:wne="http://schemas.microsoft.com/office/word/2006/wordml" xmlns:wps="http://schemas.microsoft.com/office/word/2010/wordprocessingShape" mc:Ignorable="w14 w15 w16se w16cid w16 w16cex w16sdtdh wp14">
   <w:endnote w:type="separator" w:id="-1">
     <w:p>
       <w:r>
@@ -1693,7 +1736,7 @@
 </file>
 
 <file path=word/footer1.xml><?xml version="1.0" encoding="utf-8"?>
-<w:ftr xmlns:wpc="http://schemas.microsoft.com/office/word/2010/wordprocessingCanvas" xmlns:cx="http://schemas.microsoft.com/office/drawing/2014/chartex" xmlns:cx1="http://schemas.microsoft.com/office/drawing/2015/9/8/chartex" xmlns:cx2="http://schemas.microsoft.com/office/drawing/2015/10/21/chartex" xmlns:cx3="http://schemas.microsoft.com/office/drawing/2016/5/9/chartex" xmlns:cx4="http://schemas.microsoft.com/office/drawing/2016/5/10/chartex" xmlns:cx5="http://schemas.microsoft.com/office/drawing/2016/5/11/chartex" xmlns:cx6="http://schemas.microsoft.com/office/drawing/2016/5/12/chartex" xmlns:cx7="http://schemas.microsoft.com/office/drawing/2016/5/13/chartex" xmlns:cx8="http://schemas.microsoft.com/office/drawing/2016/5/14/chartex" xmlns:mc="http://schemas.openxmlformats.org/markup-compatibility/2006" xmlns:aink="http://schemas.microsoft.com/office/drawing/2016/ink" xmlns:am3d="http://schemas.microsoft.com/office/drawing/2017/model3d" xmlns:o="urn:schemas-microsoft-com:office:office" xmlns:oel="http://schemas.microsoft.com/office/2019/extlst" xmlns:r="http://schemas.openxmlformats.org/officeDocument/2006/relationships" xmlns:m="http://schemas.openxmlformats.org/officeDocument/2006/math" xmlns:v="urn:schemas-microsoft-com:vml" xmlns:wp14="http://schemas.microsoft.com/office/word/2010/wordprocessingDrawing" xmlns:wp="http://schemas.openxmlformats.org/drawingml/2006/wordprocessingDrawing" xmlns:w10="urn:schemas-microsoft-com:office:word" xmlns:w="http://schemas.openxmlformats.org/wordprocessingml/2006/main" xmlns:w14="http://schemas.microsoft.com/office/word/2010/wordml" xmlns:w15="http://schemas.microsoft.com/office/word/2012/wordml" xmlns:w16cex="http://schemas.microsoft.com/office/word/2018/wordml/cex" xmlns:w16cid="http://schemas.microsoft.com/office/word/2016/wordml/cid" xmlns:w16="http://schemas.microsoft.com/office/word/2018/wordml" xmlns:w16du="http://schemas.microsoft.com/office/word/2023/wordml/word16du" xmlns:w16sdtdh="http://schemas.microsoft.com/office/word/2020/wordml/sdtdatahash" xmlns:w16sdtfl="http://schemas.microsoft.com/office/word/2024/wordml/sdtformatlock" xmlns:w16se="http://schemas.microsoft.com/office/word/2015/wordml/symex" xmlns:wpg="http://schemas.microsoft.com/office/word/2010/wordprocessingGroup" xmlns:wpi="http://schemas.microsoft.com/office/word/2010/wordprocessingInk" xmlns:wne="http://schemas.microsoft.com/office/word/2006/wordml" xmlns:wps="http://schemas.microsoft.com/office/word/2010/wordprocessingShape" mc:Ignorable="w14 w15 w16se w16cid w16 w16cex w16sdtdh w16sdtfl w16du wp14">
+<w:ftr xmlns:wpc="http://schemas.microsoft.com/office/word/2010/wordprocessingCanvas" xmlns:cx="http://schemas.microsoft.com/office/drawing/2014/chartex" xmlns:cx1="http://schemas.microsoft.com/office/drawing/2015/9/8/chartex" xmlns:cx2="http://schemas.microsoft.com/office/drawing/2015/10/21/chartex" xmlns:cx3="http://schemas.microsoft.com/office/drawing/2016/5/9/chartex" xmlns:cx4="http://schemas.microsoft.com/office/drawing/2016/5/10/chartex" xmlns:cx5="http://schemas.microsoft.com/office/drawing/2016/5/11/chartex" xmlns:cx6="http://schemas.microsoft.com/office/drawing/2016/5/12/chartex" xmlns:cx7="http://schemas.microsoft.com/office/drawing/2016/5/13/chartex" xmlns:cx8="http://schemas.microsoft.com/office/drawing/2016/5/14/chartex" xmlns:mc="http://schemas.openxmlformats.org/markup-compatibility/2006" xmlns:aink="http://schemas.microsoft.com/office/drawing/2016/ink" xmlns:am3d="http://schemas.microsoft.com/office/drawing/2017/model3d" xmlns:o="urn:schemas-microsoft-com:office:office" xmlns:oel="http://schemas.microsoft.com/office/2019/extlst" xmlns:r="http://schemas.openxmlformats.org/officeDocument/2006/relationships" xmlns:m="http://schemas.openxmlformats.org/officeDocument/2006/math" xmlns:v="urn:schemas-microsoft-com:vml" xmlns:wp14="http://schemas.microsoft.com/office/word/2010/wordprocessingDrawing" xmlns:wp="http://schemas.openxmlformats.org/drawingml/2006/wordprocessingDrawing" xmlns:w10="urn:schemas-microsoft-com:office:word" xmlns:w="http://schemas.openxmlformats.org/wordprocessingml/2006/main" xmlns:w14="http://schemas.microsoft.com/office/word/2010/wordml" xmlns:w15="http://schemas.microsoft.com/office/word/2012/wordml" xmlns:w16cex="http://schemas.microsoft.com/office/word/2018/wordml/cex" xmlns:w16cid="http://schemas.microsoft.com/office/word/2016/wordml/cid" xmlns:w16="http://schemas.microsoft.com/office/word/2018/wordml" xmlns:w16sdtdh="http://schemas.microsoft.com/office/word/2020/wordml/sdtdatahash" xmlns:w16se="http://schemas.microsoft.com/office/word/2015/wordml/symex" xmlns:wpg="http://schemas.microsoft.com/office/word/2010/wordprocessingGroup" xmlns:wpi="http://schemas.microsoft.com/office/word/2010/wordprocessingInk" xmlns:wne="http://schemas.microsoft.com/office/word/2006/wordml" xmlns:wps="http://schemas.microsoft.com/office/word/2010/wordprocessingShape" mc:Ignorable="w14 w15 w16se w16cid w16 w16cex w16sdtdh wp14">
   <w:p>
     <w:pPr>
       <w:pBdr>
@@ -1748,7 +1791,7 @@
 </file>
 
 <file path=word/footnotes.xml><?xml version="1.0" encoding="utf-8"?>
-<w:footnotes xmlns:wpc="http://schemas.microsoft.com/office/word/2010/wordprocessingCanvas" xmlns:cx="http://schemas.microsoft.com/office/drawing/2014/chartex" xmlns:cx1="http://schemas.microsoft.com/office/drawing/2015/9/8/chartex" xmlns:cx2="http://schemas.microsoft.com/office/drawing/2015/10/21/chartex" xmlns:cx3="http://schemas.microsoft.com/office/drawing/2016/5/9/chartex" xmlns:cx4="http://schemas.microsoft.com/office/drawing/2016/5/10/chartex" xmlns:cx5="http://schemas.microsoft.com/office/drawing/2016/5/11/chartex" xmlns:cx6="http://schemas.microsoft.com/office/drawing/2016/5/12/chartex" xmlns:cx7="http://schemas.microsoft.com/office/drawing/2016/5/13/chartex" xmlns:cx8="http://schemas.microsoft.com/office/drawing/2016/5/14/chartex" xmlns:mc="http://schemas.openxmlformats.org/markup-compatibility/2006" xmlns:aink="http://schemas.microsoft.com/office/drawing/2016/ink" xmlns:am3d="http://schemas.microsoft.com/office/drawing/2017/model3d" xmlns:o="urn:schemas-microsoft-com:office:office" xmlns:oel="http://schemas.microsoft.com/office/2019/extlst" xmlns:r="http://schemas.openxmlformats.org/officeDocument/2006/relationships" xmlns:m="http://schemas.openxmlformats.org/officeDocument/2006/math" xmlns:v="urn:schemas-microsoft-com:vml" xmlns:wp14="http://schemas.microsoft.com/office/word/2010/wordprocessingDrawing" xmlns:wp="http://schemas.openxmlformats.org/drawingml/2006/wordprocessingDrawing" xmlns:w10="urn:schemas-microsoft-com:office:word" xmlns:w="http://schemas.openxmlformats.org/wordprocessingml/2006/main" xmlns:w14="http://schemas.microsoft.com/office/word/2010/wordml" xmlns:w15="http://schemas.microsoft.com/office/word/2012/wordml" xmlns:w16cex="http://schemas.microsoft.com/office/word/2018/wordml/cex" xmlns:w16cid="http://schemas.microsoft.com/office/word/2016/wordml/cid" xmlns:w16="http://schemas.microsoft.com/office/word/2018/wordml" xmlns:w16du="http://schemas.microsoft.com/office/word/2023/wordml/word16du" xmlns:w16sdtdh="http://schemas.microsoft.com/office/word/2020/wordml/sdtdatahash" xmlns:w16sdtfl="http://schemas.microsoft.com/office/word/2024/wordml/sdtformatlock" xmlns:w16se="http://schemas.microsoft.com/office/word/2015/wordml/symex" xmlns:wpg="http://schemas.microsoft.com/office/word/2010/wordprocessingGroup" xmlns:wpi="http://schemas.microsoft.com/office/word/2010/wordprocessingInk" xmlns:wne="http://schemas.microsoft.com/office/word/2006/wordml" xmlns:wps="http://schemas.microsoft.com/office/word/2010/wordprocessingShape" mc:Ignorable="w14 w15 w16se w16cid w16 w16cex w16sdtdh w16sdtfl w16du wp14">
+<w:footnotes xmlns:wpc="http://schemas.microsoft.com/office/word/2010/wordprocessingCanvas" xmlns:cx="http://schemas.microsoft.com/office/drawing/2014/chartex" xmlns:cx1="http://schemas.microsoft.com/office/drawing/2015/9/8/chartex" xmlns:cx2="http://schemas.microsoft.com/office/drawing/2015/10/21/chartex" xmlns:cx3="http://schemas.microsoft.com/office/drawing/2016/5/9/chartex" xmlns:cx4="http://schemas.microsoft.com/office/drawing/2016/5/10/chartex" xmlns:cx5="http://schemas.microsoft.com/office/drawing/2016/5/11/chartex" xmlns:cx6="http://schemas.microsoft.com/office/drawing/2016/5/12/chartex" xmlns:cx7="http://schemas.microsoft.com/office/drawing/2016/5/13/chartex" xmlns:cx8="http://schemas.microsoft.com/office/drawing/2016/5/14/chartex" xmlns:mc="http://schemas.openxmlformats.org/markup-compatibility/2006" xmlns:aink="http://schemas.microsoft.com/office/drawing/2016/ink" xmlns:am3d="http://schemas.microsoft.com/office/drawing/2017/model3d" xmlns:o="urn:schemas-microsoft-com:office:office" xmlns:oel="http://schemas.microsoft.com/office/2019/extlst" xmlns:r="http://schemas.openxmlformats.org/officeDocument/2006/relationships" xmlns:m="http://schemas.openxmlformats.org/officeDocument/2006/math" xmlns:v="urn:schemas-microsoft-com:vml" xmlns:wp14="http://schemas.microsoft.com/office/word/2010/wordprocessingDrawing" xmlns:wp="http://schemas.openxmlformats.org/drawingml/2006/wordprocessingDrawing" xmlns:w10="urn:schemas-microsoft-com:office:word" xmlns:w="http://schemas.openxmlformats.org/wordprocessingml/2006/main" xmlns:w14="http://schemas.microsoft.com/office/word/2010/wordml" xmlns:w15="http://schemas.microsoft.com/office/word/2012/wordml" xmlns:w16cex="http://schemas.microsoft.com/office/word/2018/wordml/cex" xmlns:w16cid="http://schemas.microsoft.com/office/word/2016/wordml/cid" xmlns:w16="http://schemas.microsoft.com/office/word/2018/wordml" xmlns:w16sdtdh="http://schemas.microsoft.com/office/word/2020/wordml/sdtdatahash" xmlns:w16se="http://schemas.microsoft.com/office/word/2015/wordml/symex" xmlns:wpg="http://schemas.microsoft.com/office/word/2010/wordprocessingGroup" xmlns:wpi="http://schemas.microsoft.com/office/word/2010/wordprocessingInk" xmlns:wne="http://schemas.microsoft.com/office/word/2006/wordml" xmlns:wps="http://schemas.microsoft.com/office/word/2010/wordprocessingShape" mc:Ignorable="w14 w15 w16se w16cid w16 w16cex w16sdtdh wp14">
   <w:footnote w:type="separator" w:id="-1">
     <w:p>
       <w:r>
@@ -1767,7 +1810,7 @@
 </file>
 
 <file path=word/header1.xml><?xml version="1.0" encoding="utf-8"?>
-<w:hdr xmlns:wpc="http://schemas.microsoft.com/office/word/2010/wordprocessingCanvas" xmlns:cx="http://schemas.microsoft.com/office/drawing/2014/chartex" xmlns:cx1="http://schemas.microsoft.com/office/drawing/2015/9/8/chartex" xmlns:cx2="http://schemas.microsoft.com/office/drawing/2015/10/21/chartex" xmlns:cx3="http://schemas.microsoft.com/office/drawing/2016/5/9/chartex" xmlns:cx4="http://schemas.microsoft.com/office/drawing/2016/5/10/chartex" xmlns:cx5="http://schemas.microsoft.com/office/drawing/2016/5/11/chartex" xmlns:cx6="http://schemas.microsoft.com/office/drawing/2016/5/12/chartex" xmlns:cx7="http://schemas.microsoft.com/office/drawing/2016/5/13/chartex" xmlns:cx8="http://schemas.microsoft.com/office/drawing/2016/5/14/chartex" xmlns:mc="http://schemas.openxmlformats.org/markup-compatibility/2006" xmlns:aink="http://schemas.microsoft.com/office/drawing/2016/ink" xmlns:am3d="http://schemas.microsoft.com/office/drawing/2017/model3d" xmlns:o="urn:schemas-microsoft-com:office:office" xmlns:oel="http://schemas.microsoft.com/office/2019/extlst" xmlns:r="http://schemas.openxmlformats.org/officeDocument/2006/relationships" xmlns:m="http://schemas.openxmlformats.org/officeDocument/2006/math" xmlns:v="urn:schemas-microsoft-com:vml" xmlns:wp14="http://schemas.microsoft.com/office/word/2010/wordprocessingDrawing" xmlns:wp="http://schemas.openxmlformats.org/drawingml/2006/wordprocessingDrawing" xmlns:w10="urn:schemas-microsoft-com:office:word" xmlns:w="http://schemas.openxmlformats.org/wordprocessingml/2006/main" xmlns:w14="http://schemas.microsoft.com/office/word/2010/wordml" xmlns:w15="http://schemas.microsoft.com/office/word/2012/wordml" xmlns:w16cex="http://schemas.microsoft.com/office/word/2018/wordml/cex" xmlns:w16cid="http://schemas.microsoft.com/office/word/2016/wordml/cid" xmlns:w16="http://schemas.microsoft.com/office/word/2018/wordml" xmlns:w16du="http://schemas.microsoft.com/office/word/2023/wordml/word16du" xmlns:w16sdtdh="http://schemas.microsoft.com/office/word/2020/wordml/sdtdatahash" xmlns:w16sdtfl="http://schemas.microsoft.com/office/word/2024/wordml/sdtformatlock" xmlns:w16se="http://schemas.microsoft.com/office/word/2015/wordml/symex" xmlns:wpg="http://schemas.microsoft.com/office/word/2010/wordprocessingGroup" xmlns:wpi="http://schemas.microsoft.com/office/word/2010/wordprocessingInk" xmlns:wne="http://schemas.microsoft.com/office/word/2006/wordml" xmlns:wps="http://schemas.microsoft.com/office/word/2010/wordprocessingShape" mc:Ignorable="w14 w15 w16se w16cid w16 w16cex w16sdtdh w16sdtfl w16du wp14">
+<w:hdr xmlns:wpc="http://schemas.microsoft.com/office/word/2010/wordprocessingCanvas" xmlns:cx="http://schemas.microsoft.com/office/drawing/2014/chartex" xmlns:cx1="http://schemas.microsoft.com/office/drawing/2015/9/8/chartex" xmlns:cx2="http://schemas.microsoft.com/office/drawing/2015/10/21/chartex" xmlns:cx3="http://schemas.microsoft.com/office/drawing/2016/5/9/chartex" xmlns:cx4="http://schemas.microsoft.com/office/drawing/2016/5/10/chartex" xmlns:cx5="http://schemas.microsoft.com/office/drawing/2016/5/11/chartex" xmlns:cx6="http://schemas.microsoft.com/office/drawing/2016/5/12/chartex" xmlns:cx7="http://schemas.microsoft.com/office/drawing/2016/5/13/chartex" xmlns:cx8="http://schemas.microsoft.com/office/drawing/2016/5/14/chartex" xmlns:mc="http://schemas.openxmlformats.org/markup-compatibility/2006" xmlns:aink="http://schemas.microsoft.com/office/drawing/2016/ink" xmlns:am3d="http://schemas.microsoft.com/office/drawing/2017/model3d" xmlns:o="urn:schemas-microsoft-com:office:office" xmlns:oel="http://schemas.microsoft.com/office/2019/extlst" xmlns:r="http://schemas.openxmlformats.org/officeDocument/2006/relationships" xmlns:m="http://schemas.openxmlformats.org/officeDocument/2006/math" xmlns:v="urn:schemas-microsoft-com:vml" xmlns:wp14="http://schemas.microsoft.com/office/word/2010/wordprocessingDrawing" xmlns:wp="http://schemas.openxmlformats.org/drawingml/2006/wordprocessingDrawing" xmlns:w10="urn:schemas-microsoft-com:office:word" xmlns:w="http://schemas.openxmlformats.org/wordprocessingml/2006/main" xmlns:w14="http://schemas.microsoft.com/office/word/2010/wordml" xmlns:w15="http://schemas.microsoft.com/office/word/2012/wordml" xmlns:w16cex="http://schemas.microsoft.com/office/word/2018/wordml/cex" xmlns:w16cid="http://schemas.microsoft.com/office/word/2016/wordml/cid" xmlns:w16="http://schemas.microsoft.com/office/word/2018/wordml" xmlns:w16sdtdh="http://schemas.microsoft.com/office/word/2020/wordml/sdtdatahash" xmlns:w16se="http://schemas.microsoft.com/office/word/2015/wordml/symex" xmlns:wpg="http://schemas.microsoft.com/office/word/2010/wordprocessingGroup" xmlns:wpi="http://schemas.microsoft.com/office/word/2010/wordprocessingInk" xmlns:wne="http://schemas.microsoft.com/office/word/2006/wordml" xmlns:wps="http://schemas.microsoft.com/office/word/2010/wordprocessingShape" mc:Ignorable="w14 w15 w16se w16cid w16 w16cex w16sdtdh wp14">
   <w:p>
     <w:pPr>
       <w:widowControl/>
@@ -1816,7 +1859,7 @@
 </file>
 
 <file path=word/numbering.xml><?xml version="1.0" encoding="utf-8"?>
-<w:numbering xmlns:wpc="http://schemas.microsoft.com/office/word/2010/wordprocessingCanvas" xmlns:cx="http://schemas.microsoft.com/office/drawing/2014/chartex" xmlns:cx1="http://schemas.microsoft.com/office/drawing/2015/9/8/chartex" xmlns:cx2="http://schemas.microsoft.com/office/drawing/2015/10/21/chartex" xmlns:cx3="http://schemas.microsoft.com/office/drawing/2016/5/9/chartex" xmlns:cx4="http://schemas.microsoft.com/office/drawing/2016/5/10/chartex" xmlns:cx5="http://schemas.microsoft.com/office/drawing/2016/5/11/chartex" xmlns:cx6="http://schemas.microsoft.com/office/drawing/2016/5/12/chartex" xmlns:cx7="http://schemas.microsoft.com/office/drawing/2016/5/13/chartex" xmlns:cx8="http://schemas.microsoft.com/office/drawing/2016/5/14/chartex" xmlns:mc="http://schemas.openxmlformats.org/markup-compatibility/2006" xmlns:aink="http://schemas.microsoft.com/office/drawing/2016/ink" xmlns:am3d="http://schemas.microsoft.com/office/drawing/2017/model3d" xmlns:o="urn:schemas-microsoft-com:office:office" xmlns:oel="http://schemas.microsoft.com/office/2019/extlst" xmlns:r="http://schemas.openxmlformats.org/officeDocument/2006/relationships" xmlns:m="http://schemas.openxmlformats.org/officeDocument/2006/math" xmlns:v="urn:schemas-microsoft-com:vml" xmlns:wp14="http://schemas.microsoft.com/office/word/2010/wordprocessingDrawing" xmlns:wp="http://schemas.openxmlformats.org/drawingml/2006/wordprocessingDrawing" xmlns:w10="urn:schemas-microsoft-com:office:word" xmlns:w="http://schemas.openxmlformats.org/wordprocessingml/2006/main" xmlns:w14="http://schemas.microsoft.com/office/word/2010/wordml" xmlns:w15="http://schemas.microsoft.com/office/word/2012/wordml" xmlns:w16cex="http://schemas.microsoft.com/office/word/2018/wordml/cex" xmlns:w16cid="http://schemas.microsoft.com/office/word/2016/wordml/cid" xmlns:w16="http://schemas.microsoft.com/office/word/2018/wordml" xmlns:w16du="http://schemas.microsoft.com/office/word/2023/wordml/word16du" xmlns:w16sdtdh="http://schemas.microsoft.com/office/word/2020/wordml/sdtdatahash" xmlns:w16sdtfl="http://schemas.microsoft.com/office/word/2024/wordml/sdtformatlock" xmlns:w16se="http://schemas.microsoft.com/office/word/2015/wordml/symex" xmlns:wpg="http://schemas.microsoft.com/office/word/2010/wordprocessingGroup" xmlns:wpi="http://schemas.microsoft.com/office/word/2010/wordprocessingInk" xmlns:wne="http://schemas.microsoft.com/office/word/2006/wordml" xmlns:wps="http://schemas.microsoft.com/office/word/2010/wordprocessingShape" mc:Ignorable="w14 w15 w16se w16cid w16 w16cex w16sdtdh w16sdtfl w16du wp14">
+<w:numbering xmlns:wpc="http://schemas.microsoft.com/office/word/2010/wordprocessingCanvas" xmlns:cx="http://schemas.microsoft.com/office/drawing/2014/chartex" xmlns:cx1="http://schemas.microsoft.com/office/drawing/2015/9/8/chartex" xmlns:cx2="http://schemas.microsoft.com/office/drawing/2015/10/21/chartex" xmlns:cx3="http://schemas.microsoft.com/office/drawing/2016/5/9/chartex" xmlns:cx4="http://schemas.microsoft.com/office/drawing/2016/5/10/chartex" xmlns:cx5="http://schemas.microsoft.com/office/drawing/2016/5/11/chartex" xmlns:cx6="http://schemas.microsoft.com/office/drawing/2016/5/12/chartex" xmlns:cx7="http://schemas.microsoft.com/office/drawing/2016/5/13/chartex" xmlns:cx8="http://schemas.microsoft.com/office/drawing/2016/5/14/chartex" xmlns:mc="http://schemas.openxmlformats.org/markup-compatibility/2006" xmlns:aink="http://schemas.microsoft.com/office/drawing/2016/ink" xmlns:am3d="http://schemas.microsoft.com/office/drawing/2017/model3d" xmlns:o="urn:schemas-microsoft-com:office:office" xmlns:oel="http://schemas.microsoft.com/office/2019/extlst" xmlns:r="http://schemas.openxmlformats.org/officeDocument/2006/relationships" xmlns:m="http://schemas.openxmlformats.org/officeDocument/2006/math" xmlns:v="urn:schemas-microsoft-com:vml" xmlns:wp14="http://schemas.microsoft.com/office/word/2010/wordprocessingDrawing" xmlns:wp="http://schemas.openxmlformats.org/drawingml/2006/wordprocessingDrawing" xmlns:w10="urn:schemas-microsoft-com:office:word" xmlns:w="http://schemas.openxmlformats.org/wordprocessingml/2006/main" xmlns:w14="http://schemas.microsoft.com/office/word/2010/wordml" xmlns:w15="http://schemas.microsoft.com/office/word/2012/wordml" xmlns:w16cex="http://schemas.microsoft.com/office/word/2018/wordml/cex" xmlns:w16cid="http://schemas.microsoft.com/office/word/2016/wordml/cid" xmlns:w16="http://schemas.microsoft.com/office/word/2018/wordml" xmlns:w16sdtdh="http://schemas.microsoft.com/office/word/2020/wordml/sdtdatahash" xmlns:w16se="http://schemas.microsoft.com/office/word/2015/wordml/symex" xmlns:wpg="http://schemas.microsoft.com/office/word/2010/wordprocessingGroup" xmlns:wpi="http://schemas.microsoft.com/office/word/2010/wordprocessingInk" xmlns:wne="http://schemas.microsoft.com/office/word/2006/wordml" xmlns:wps="http://schemas.microsoft.com/office/word/2010/wordprocessingShape" mc:Ignorable="w14 w15 w16se w16cid w16 w16cex w16sdtdh wp14">
   <w:abstractNum w:abstractNumId="0" w15:restartNumberingAfterBreak="0">
     <w:nsid w:val="00091840"/>
     <w:multiLevelType w:val="multilevel"/>
@@ -6009,7 +6052,7 @@
 </file>
 
 <file path=word/styles.xml><?xml version="1.0" encoding="utf-8"?>
-<w:styles xmlns:mc="http://schemas.openxmlformats.org/markup-compatibility/2006" xmlns:r="http://schemas.openxmlformats.org/officeDocument/2006/relationships" xmlns:w="http://schemas.openxmlformats.org/wordprocessingml/2006/main" xmlns:w14="http://schemas.microsoft.com/office/word/2010/wordml" xmlns:w15="http://schemas.microsoft.com/office/word/2012/wordml" xmlns:w16cex="http://schemas.microsoft.com/office/word/2018/wordml/cex" xmlns:w16cid="http://schemas.microsoft.com/office/word/2016/wordml/cid" xmlns:w16="http://schemas.microsoft.com/office/word/2018/wordml" xmlns:w16du="http://schemas.microsoft.com/office/word/2023/wordml/word16du" xmlns:w16sdtdh="http://schemas.microsoft.com/office/word/2020/wordml/sdtdatahash" xmlns:w16sdtfl="http://schemas.microsoft.com/office/word/2024/wordml/sdtformatlock" xmlns:w16se="http://schemas.microsoft.com/office/word/2015/wordml/symex" mc:Ignorable="w14 w15 w16se w16cid w16 w16cex w16sdtdh w16sdtfl w16du">
+<w:styles xmlns:mc="http://schemas.openxmlformats.org/markup-compatibility/2006" xmlns:r="http://schemas.openxmlformats.org/officeDocument/2006/relationships" xmlns:w="http://schemas.openxmlformats.org/wordprocessingml/2006/main" xmlns:w14="http://schemas.microsoft.com/office/word/2010/wordml" xmlns:w15="http://schemas.microsoft.com/office/word/2012/wordml" xmlns:w16cex="http://schemas.microsoft.com/office/word/2018/wordml/cex" xmlns:w16cid="http://schemas.microsoft.com/office/word/2016/wordml/cid" xmlns:w16="http://schemas.microsoft.com/office/word/2018/wordml" xmlns:w16sdtdh="http://schemas.microsoft.com/office/word/2020/wordml/sdtdatahash" xmlns:w16se="http://schemas.microsoft.com/office/word/2015/wordml/symex" mc:Ignorable="w14 w15 w16se w16cid w16 w16cex w16sdtdh">
   <w:docDefaults>
     <w:rPrDefault>
       <w:rPr>
@@ -6556,6 +6599,7 @@
   <w:style w:type="character" w:default="1" w:styleId="a0">
     <w:name w:val="Default Paragraph Font"/>
     <w:uiPriority w:val="1"/>
+    <w:semiHidden/>
     <w:unhideWhenUsed/>
   </w:style>
   <w:style w:type="table" w:default="1" w:styleId="a1">

--- a/3 Проектирование информационных систем (Миронов Александр Юрьевич)/Курсовая/titulnik.docx
+++ b/3 Проектирование информационных систем (Миронов Александр Юрьевич)/Курсовая/titulnik.docx
@@ -887,7 +887,29 @@
                 <w:sz w:val="16"/>
                 <w:szCs w:val="16"/>
               </w:rPr>
-              <w:t>(подпись)                                       (фамилия, инициалы)</w:t>
+              <w:t>(</w:t>
+            </w:r>
+            <w:proofErr w:type="gramStart"/>
+            <w:r>
+              <w:rPr>
+                <w:i/>
+                <w:iCs/>
+                <w:color w:val="000000"/>
+                <w:sz w:val="16"/>
+                <w:szCs w:val="16"/>
+              </w:rPr>
+              <w:t xml:space="preserve">подпись)   </w:t>
+            </w:r>
+            <w:proofErr w:type="gramEnd"/>
+            <w:r>
+              <w:rPr>
+                <w:i/>
+                <w:iCs/>
+                <w:color w:val="000000"/>
+                <w:sz w:val="16"/>
+                <w:szCs w:val="16"/>
+              </w:rPr>
+              <w:t xml:space="preserve">                                    (фамилия, инициалы)</w:t>
             </w:r>
           </w:p>
         </w:tc>
@@ -1054,13 +1076,11 @@
               </w:pBdr>
               <w:rPr>
                 <w:color w:val="000000"/>
-                <w:highlight w:val="yellow"/>
               </w:rPr>
             </w:pPr>
             <w:r>
               <w:rPr>
                 <w:color w:val="000000"/>
-                <w:highlight w:val="yellow"/>
               </w:rPr>
               <w:t xml:space="preserve">                        старший преподаватель</w:t>
             </w:r>
@@ -1125,7 +1145,6 @@
                 <w:color w:val="000000"/>
                 <w:sz w:val="16"/>
                 <w:szCs w:val="16"/>
-                <w:highlight w:val="yellow"/>
               </w:rPr>
             </w:pPr>
             <w:r>
@@ -1135,7 +1154,6 @@
                 <w:color w:val="000000"/>
                 <w:sz w:val="16"/>
                 <w:szCs w:val="16"/>
-                <w:highlight w:val="yellow"/>
               </w:rPr>
               <w:t>(ученая степень, ученое звание)</w:t>
             </w:r>
@@ -1273,7 +1291,20 @@
               <w:rPr>
                 <w:color w:val="000000"/>
               </w:rPr>
-              <w:t>«_____» __________________ 2025 г.</w:t>
+              <w:t>«_____» __________________ 202</w:t>
+            </w:r>
+            <w:r>
+              <w:rPr>
+                <w:color w:val="000000"/>
+                <w:lang w:val="ru-RU"/>
+              </w:rPr>
+              <w:t>6</w:t>
+            </w:r>
+            <w:r>
+              <w:rPr>
+                <w:color w:val="000000"/>
+              </w:rPr>
+              <w:t xml:space="preserve"> г.</w:t>
             </w:r>
           </w:p>
         </w:tc>
@@ -1428,7 +1459,7 @@
                 <w:color w:val="000000"/>
                 <w:lang w:val="ru-RU"/>
               </w:rPr>
-              <w:t>Миронов</w:t>
+              <w:t>Малько</w:t>
             </w:r>
             <w:r>
               <w:rPr>
@@ -1441,13 +1472,26 @@
                 <w:color w:val="000000"/>
                 <w:lang w:val="ru-RU"/>
               </w:rPr>
-              <w:t>А</w:t>
+              <w:t>Г</w:t>
             </w:r>
             <w:r>
               <w:rPr>
                 <w:color w:val="000000"/>
               </w:rPr>
-              <w:t>.Ю.</w:t>
+              <w:t>.</w:t>
+            </w:r>
+            <w:r>
+              <w:rPr>
+                <w:color w:val="000000"/>
+                <w:lang w:val="ru-RU"/>
+              </w:rPr>
+              <w:t>В</w:t>
+            </w:r>
+            <w:r>
+              <w:rPr>
+                <w:color w:val="000000"/>
+              </w:rPr>
+              <w:t>.</w:t>
             </w:r>
           </w:p>
         </w:tc>
@@ -1520,7 +1564,29 @@
                 <w:sz w:val="16"/>
                 <w:szCs w:val="16"/>
               </w:rPr>
-              <w:t>(подпись)                                       (фамилия, инициалы)</w:t>
+              <w:t>(</w:t>
+            </w:r>
+            <w:proofErr w:type="gramStart"/>
+            <w:r>
+              <w:rPr>
+                <w:i/>
+                <w:iCs/>
+                <w:color w:val="000000"/>
+                <w:sz w:val="16"/>
+                <w:szCs w:val="16"/>
+              </w:rPr>
+              <w:t xml:space="preserve">подпись)   </w:t>
+            </w:r>
+            <w:proofErr w:type="gramEnd"/>
+            <w:r>
+              <w:rPr>
+                <w:i/>
+                <w:iCs/>
+                <w:color w:val="000000"/>
+                <w:sz w:val="16"/>
+                <w:szCs w:val="16"/>
+              </w:rPr>
+              <w:t xml:space="preserve">                                    (фамилия, инициалы)</w:t>
             </w:r>
           </w:p>
         </w:tc>
